--- a/docs/exports/GWO_SEVO_Current_Application_Overview.docx
+++ b/docs/exports/GWO_SEVO_Current_Application_Overview.docx
@@ -1585,6 +1585,278 @@
         <w:t>Production deployment must preserve the database, private recordings and APP_KEY. Health checks and automated tests support validation, while a controlled call with audible playback confirms the live carrier and media path.</w:t>
       </w:r>
     </w:p>
+    <w:p>
+      <w:r>
+        <w:br w:type="page"/>
+      </w:r>
+    </w:p>
+    <w:p>
+      <w:pPr>
+        <w:pStyle w:val="Heading1"/>
+      </w:pPr>
+      <w:r>
+        <w:t>Client interface yet to implement</w:t>
+      </w:r>
+    </w:p>
+    <w:p>
+      <w:r>
+        <w:t>The following requirements define a planned client-facing interface for GWO SEVO VoiceCast. They are not implemented client features. Existing internal contact, audio and campaign functions will need to be exposed through the client interface with appropriate access restrictions.</w:t>
+      </w:r>
+    </w:p>
+    <w:p>
+      <w:pPr>
+        <w:pStyle w:val="Heading2"/>
+      </w:pPr>
+      <w:r>
+        <w:t>Client registration and authentication</w:t>
+      </w:r>
+    </w:p>
+    <w:p>
+      <w:pPr>
+        <w:pStyle w:val="ListBullet"/>
+      </w:pPr>
+      <w:r>
+        <w:t>Allow clients to register an account.</w:t>
+      </w:r>
+    </w:p>
+    <w:p>
+      <w:pPr>
+        <w:pStyle w:val="ListBullet"/>
+      </w:pPr>
+      <w:r>
+        <w:t>Use OTP only during registration to validate either the email address or phone number provided. Send the OTP by email for email verification, or by SMS for phone verification.</w:t>
+      </w:r>
+    </w:p>
+    <w:p>
+      <w:pPr>
+        <w:pStyle w:val="ListBullet"/>
+      </w:pPr>
+      <w:r>
+        <w:t>After successful validation, require the client to create a strong password.</w:t>
+      </w:r>
+    </w:p>
+    <w:p>
+      <w:pPr>
+        <w:pStyle w:val="ListBullet"/>
+      </w:pPr>
+      <w:r>
+        <w:t>For subsequent logins, accept either the client phone number or email address together with the created password. OTP is not required for routine login.</w:t>
+      </w:r>
+    </w:p>
+    <w:p>
+      <w:pPr>
+        <w:pStyle w:val="Heading2"/>
+      </w:pPr>
+      <w:r>
+        <w:t>Caller ID restrictions</w:t>
+      </w:r>
+    </w:p>
+    <w:p>
+      <w:r>
+        <w:t>Clients cannot choose or change the caller ID. The client interface will use the outgoing identity configured by the administrator and will not expose the caller ID selection or override controls available in the internal application.</w:t>
+      </w:r>
+    </w:p>
+    <w:p>
+      <w:pPr>
+        <w:pStyle w:val="Heading2"/>
+      </w:pPr>
+      <w:r>
+        <w:t>Client capabilities</w:t>
+      </w:r>
+    </w:p>
+    <w:p>
+      <w:r>
+        <w:t>Within the planned client interface, a client will be able to:</w:t>
+      </w:r>
+    </w:p>
+    <w:p>
+      <w:pPr>
+        <w:pStyle w:val="ListBullet"/>
+      </w:pPr>
+      <w:r>
+        <w:t>Create contact groups.</w:t>
+      </w:r>
+    </w:p>
+    <w:p>
+      <w:pPr>
+        <w:pStyle w:val="ListBullet"/>
+      </w:pPr>
+      <w:r>
+        <w:t>Upload contacts into their groups.</w:t>
+      </w:r>
+    </w:p>
+    <w:p>
+      <w:pPr>
+        <w:pStyle w:val="ListBullet"/>
+      </w:pPr>
+      <w:r>
+        <w:t>Upload recordings with Pending approval status.</w:t>
+      </w:r>
+    </w:p>
+    <w:p>
+      <w:pPr>
+        <w:pStyle w:val="ListBullet"/>
+      </w:pPr>
+      <w:r>
+        <w:t>Create campaigns using their groups and recordings.</w:t>
+      </w:r>
+    </w:p>
+    <w:p>
+      <w:pPr>
+        <w:pStyle w:val="ListBullet"/>
+      </w:pPr>
+      <w:r>
+        <w:t>Start campaigns only after the selected recording has been approved.</w:t>
+      </w:r>
+    </w:p>
+    <w:p>
+      <w:pPr>
+        <w:pStyle w:val="Heading2"/>
+      </w:pPr>
+      <w:r>
+        <w:t>Approval workflow</w:t>
+      </w:r>
+    </w:p>
+    <w:p>
+      <w:r>
+        <w:t>The planned client flow is registration, OTP validation of either the supplied email address or phone number, and strong-password creation. Clients then log in with either their phone number or email address and the created password. Group creation, contact upload, audio upload and campaign creation follow. Audio remains pending until approved, and campaign Start stays unavailable until approval is complete.</w:t>
+      </w:r>
+    </w:p>
+    <w:p>
+      <w:r>
+        <w:t>The client role does not include audio approval. The existing administrator or authorized reviewer handles recording approval. Existing connection, DND, calling-window and capacity checks continue to apply.</w:t>
+      </w:r>
+    </w:p>
+    <w:p>
+      <w:r>
+        <w:br w:type="page"/>
+      </w:r>
+    </w:p>
+    <w:p>
+      <w:pPr>
+        <w:pStyle w:val="Heading1"/>
+      </w:pPr>
+      <w:r>
+        <w:t>Client billing and credit yet to implement</w:t>
+      </w:r>
+    </w:p>
+    <w:p>
+      <w:r>
+        <w:t>Billing and credit functions below are planned requirements. The current application does not implement this client wallet or the proposed payment integration.</w:t>
+      </w:r>
+    </w:p>
+    <w:p>
+      <w:pPr>
+        <w:pStyle w:val="Heading2"/>
+      </w:pPr>
+      <w:r>
+        <w:t>Proposed rate</w:t>
+      </w:r>
+    </w:p>
+    <w:p>
+      <w:r>
+        <w:t>The proposed price supplied for one minute of audio is 0.30p. Preserve this rate as a requirement; the currency denomination and meaning of p must be confirmed before implementation.</w:t>
+      </w:r>
+    </w:p>
+    <w:p>
+      <w:pPr>
+        <w:pStyle w:val="Heading2"/>
+      </w:pPr>
+      <w:r>
+        <w:t>Credit display</w:t>
+      </w:r>
+    </w:p>
+    <w:p>
+      <w:r>
+        <w:t>Display the client credit balance in the client interface so clients can see their available calling credit.</w:t>
+      </w:r>
+    </w:p>
+    <w:p>
+      <w:pPr>
+        <w:pStyle w:val="Heading2"/>
+      </w:pPr>
+      <w:r>
+        <w:t>Answered call deductions</w:t>
+      </w:r>
+    </w:p>
+    <w:p>
+      <w:r>
+        <w:t>Deduct credit only when a call is answered. Calls that are not answered, including busy and unanswered attempts, must not incur a calling-credit deduction.</w:t>
+      </w:r>
+    </w:p>
+    <w:p>
+      <w:r>
+        <w:t>Billing calculations must distinguish an answered call from completed audio playback. The requested billing trigger is the answered event; playback completion is a separate operational outcome.</w:t>
+      </w:r>
+    </w:p>
+    <w:p>
+      <w:pPr>
+        <w:pStyle w:val="Heading2"/>
+      </w:pPr>
+      <w:r>
+        <w:t>Payment gateway integration</w:t>
+      </w:r>
+    </w:p>
+    <w:p>
+      <w:r>
+        <w:t>The payment gateway will be added or configured later. The supplied integration reference is:</w:t>
+      </w:r>
+    </w:p>
+    <w:p>
+      <w:r>
+        <w:t>https://business.xcelapp.com/#/app/settings/developer-page/api</w:t>
+      </w:r>
+    </w:p>
+    <w:p>
+      <w:r>
+        <w:t>This address is a reference for future integration, not evidence that payment processing is currently connected.</w:t>
+      </w:r>
+    </w:p>
+    <w:p>
+      <w:pPr>
+        <w:pStyle w:val="Heading2"/>
+      </w:pPr>
+      <w:r>
+        <w:t>Billing decisions to confirm</w:t>
+      </w:r>
+    </w:p>
+    <w:p>
+      <w:pPr>
+        <w:pStyle w:val="ListBullet"/>
+      </w:pPr>
+      <w:r>
+        <w:t>The currency and monetary units represented by 0.30p.</w:t>
+      </w:r>
+    </w:p>
+    <w:p>
+      <w:pPr>
+        <w:pStyle w:val="ListBullet"/>
+      </w:pPr>
+      <w:r>
+        <w:t>Whether one minute is billed by recording duration or actual answered call duration.</w:t>
+      </w:r>
+    </w:p>
+    <w:p>
+      <w:pPr>
+        <w:pStyle w:val="ListBullet"/>
+      </w:pPr>
+      <w:r>
+        <w:t>How partial minutes are charged and rounded.</w:t>
+      </w:r>
+    </w:p>
+    <w:p>
+      <w:pPr>
+        <w:pStyle w:val="Heading2"/>
+      </w:pPr>
+      <w:r>
+        <w:t>Implementation status</w:t>
+      </w:r>
+    </w:p>
+    <w:p>
+      <w:r>
+        <w:t>Registration with email or phone OTP validation, strong-password creation, password-based login using either identifier, client-specific caller ID restrictions, credit display, answered-call charging and payment gateway integration are yet to implement. Client access is also planned, even where equivalent functions already exist in the internal operations console.</w:t>
+      </w:r>
+    </w:p>
     <w:sectPr>
       <w:footerReference w:type="default" r:id="rId9"/>
       <w:pgSz w:w="11909" w:h="16834"/>
